--- a/public/gallery/examples/devops-engineer/zh-hans/resume.docx
+++ b/public/gallery/examples/devops-engineer/zh-hans/resume.docx
@@ -66,7 +66,7 @@
         </w:rPr>
         <w:t xml:space="preserve">📧 </w:t>
       </w:r>
-      <w:hyperlink w:history="1" r:id="rIdpsuxed56ml6x_glgmamsg">
+      <w:hyperlink w:history="1" r:id="rIdgr3oqwjvrspohlvifwaqq">
         <w:r>
           <w:rPr>
             <w:sz w:val="18"/>
@@ -89,7 +89,7 @@
         </w:rPr>
         <w:t xml:space="preserve">🔗 </w:t>
       </w:r>
-      <w:hyperlink w:history="1" r:id="rIdq0tzhp9e7j5i6ujer4vlc">
+      <w:hyperlink w:history="1" r:id="rIdkul2fuxducjhsd1na54it">
         <w:r>
           <w:rPr>
             <w:sz w:val="18"/>
@@ -124,7 +124,7 @@
         <w:spacing w:after="200" w:line="276"/>
         <w:jc w:val="center"/>
       </w:pPr>
-      <w:hyperlink w:history="1" r:id="rIdhkoj7uxmv0in-ncegpcwc">
+      <w:hyperlink w:history="1" r:id="rId9xjizacmfztw33p_nkzk5">
         <w:r>
           <w:rPr>
             <w:sz w:val="18"/>
@@ -140,7 +140,7 @@
         </w:rPr>
         <w:t xml:space="preserve"> • </w:t>
       </w:r>
-      <w:hyperlink w:history="1" r:id="rIdgjhyikizw5i-omaztguit">
+      <w:hyperlink w:history="1" r:id="rId2h679oleqimvf2i0mt4ht">
         <w:r>
           <w:rPr>
             <w:sz w:val="18"/>
@@ -156,7 +156,7 @@
         </w:rPr>
         <w:t xml:space="preserve"> • </w:t>
       </w:r>
-      <w:hyperlink w:history="1" r:id="rId7zcup-dcrjqwupz4-0e39">
+      <w:hyperlink w:history="1" r:id="rIdjf2_aa5j4rl24_1lrgu-2">
         <w:r>
           <w:rPr>
             <w:sz w:val="18"/>
@@ -303,7 +303,7 @@
         </w:rPr>
         <w:t xml:space="preserve">	</w:t>
       </w:r>
-      <w:hyperlink w:history="1" r:id="rIdu0uxv1whpeq53erhdxfv_">
+      <w:hyperlink w:history="1" r:id="rIdlgcbgycrai7qi-v0ievkm">
         <w:r>
           <w:rPr>
             <w:sz w:val="18"/>
@@ -428,7 +428,7 @@
         </w:rPr>
         <w:t xml:space="preserve">	</w:t>
       </w:r>
-      <w:hyperlink w:history="1" r:id="rIdsu0ywrt3qubq0boe6le1o">
+      <w:hyperlink w:history="1" r:id="rIdieatsyf75qxo5camh3pi_">
         <w:r>
           <w:rPr>
             <w:sz w:val="18"/>
@@ -572,7 +572,7 @@
         </w:rPr>
         <w:t xml:space="preserve">	</w:t>
       </w:r>
-      <w:hyperlink w:history="1" r:id="rIdrgbsz8fyd-bsp8dr5r_pu">
+      <w:hyperlink w:history="1" r:id="rIdoe0o-d83xkbujcr6urkjf">
         <w:r>
           <w:rPr>
             <w:sz w:val="18"/>
@@ -773,7 +773,7 @@
         </w:rPr>
         <w:t xml:space="preserve">	</w:t>
       </w:r>
-      <w:hyperlink w:history="1" r:id="rIdmzxssitixceemvxhditdu">
+      <w:hyperlink w:history="1" r:id="rIdnzvtamgkm_atquqvwdmnk">
         <w:r>
           <w:rPr>
             <w:sz w:val="18"/>
@@ -955,7 +955,7 @@
         </w:rPr>
         <w:t xml:space="preserve">	</w:t>
       </w:r>
-      <w:hyperlink w:history="1" r:id="rIdnnvscdgcerjimp_5tiebh">
+      <w:hyperlink w:history="1" r:id="rId8jb5-2biimadbm6b7c07r">
         <w:r>
           <w:rPr>
             <w:sz w:val="18"/>
@@ -1505,7 +1505,7 @@
         </w:rPr>
         <w:t xml:space="preserve">	</w:t>
       </w:r>
-      <w:hyperlink w:history="1" r:id="rIdjy9tba5yuv0oag_iedott">
+      <w:hyperlink w:history="1" r:id="rIdn-xhvi2c9xo01sgfnluz9">
         <w:r>
           <w:rPr>
             <w:sz w:val="18"/>
@@ -1571,7 +1571,7 @@
         </w:rPr>
         <w:t xml:space="preserve">	</w:t>
       </w:r>
-      <w:hyperlink w:history="1" r:id="rIdf5zzw8r8eaebldnp24bw8">
+      <w:hyperlink w:history="1" r:id="rIdckamly-wdw0ty-26p5ta3">
         <w:r>
           <w:rPr>
             <w:sz w:val="18"/>
@@ -1637,7 +1637,7 @@
         </w:rPr>
         <w:t xml:space="preserve">	</w:t>
       </w:r>
-      <w:hyperlink w:history="1" r:id="rIdrqnxbe_9jwfrg4i06ube0">
+      <w:hyperlink w:history="1" r:id="rIdw8bewl3nzdi-zny92tfc4">
         <w:r>
           <w:rPr>
             <w:sz w:val="18"/>
@@ -1722,7 +1722,7 @@
         </w:rPr>
         <w:t xml:space="preserve">	</w:t>
       </w:r>
-      <w:hyperlink w:history="1" r:id="rIdt6ikd1ytur3fv5xeagtdd">
+      <w:hyperlink w:history="1" r:id="rIddxpzwthcv-q0-hhiv6ygp">
         <w:r>
           <w:rPr>
             <w:sz w:val="18"/>
@@ -1864,7 +1864,7 @@
         </w:rPr>
         <w:t xml:space="preserve">	</w:t>
       </w:r>
-      <w:hyperlink w:history="1" r:id="rIdanxmoakw5xu3avypworlw">
+      <w:hyperlink w:history="1" r:id="rIddx7rubuj584bz2_bt53lj">
         <w:r>
           <w:rPr>
             <w:sz w:val="18"/>
@@ -2008,7 +2008,7 @@
         </w:rPr>
         <w:t xml:space="preserve">	</w:t>
       </w:r>
-      <w:hyperlink w:history="1" r:id="rId8_x2wyts5gpokb4_rhiuc">
+      <w:hyperlink w:history="1" r:id="rIddy5i9pxry6kdztzbwi4o5">
         <w:r>
           <w:rPr>
             <w:sz w:val="18"/>
@@ -2152,7 +2152,7 @@
         </w:rPr>
         <w:t xml:space="preserve">	</w:t>
       </w:r>
-      <w:hyperlink w:history="1" r:id="rIduuwmkcw-fzea2nyxsfzxh">
+      <w:hyperlink w:history="1" r:id="rIdkkwj5hj1lks5kwxvwnegt">
         <w:r>
           <w:rPr>
             <w:sz w:val="18"/>
@@ -2397,7 +2397,7 @@
         </w:rPr>
         <w:t xml:space="preserve">	</w:t>
       </w:r>
-      <w:hyperlink w:history="1" r:id="rIdxxopbrtdmzvmzag_hdkif">
+      <w:hyperlink w:history="1" r:id="rIdbhljd5z3_pmaaxn_fwoz3">
         <w:r>
           <w:rPr>
             <w:sz w:val="18"/>
@@ -2520,7 +2520,7 @@
         </w:rPr>
         <w:t xml:space="preserve">	</w:t>
       </w:r>
-      <w:hyperlink w:history="1" r:id="rIdva0iydrem3plje17ltxyb">
+      <w:hyperlink w:history="1" r:id="rIdwazpanozbtraho0o0ukr5">
         <w:r>
           <w:rPr>
             <w:sz w:val="18"/>
